--- a/FILTER/report/Analog_Filter_Design_Report.docx
+++ b/FILTER/report/Analog_Filter_Design_Report.docx
@@ -1064,13 +1064,95 @@
         <w:rPr>
           <w:sz w:val="24"/>
         </w:rPr>
-        <w:t xml:space="preserve"> order filter equation for each stage. Let’s start with the first stage.</w:t>
-      </w:r>
-      <w:r>
-        <w:rPr>
-          <w:sz w:val="24"/>
-        </w:rPr>
-        <w:t xml:space="preserve"> </w:t>
+        <w:t xml:space="preserve"> order filter equation for each stage. </w:t>
+      </w:r>
+      <w:r>
+        <w:rPr>
+          <w:sz w:val="24"/>
+        </w:rPr>
+        <w:t xml:space="preserve">I derived it for one stage and that was enough for the second stage which is symmetrical and then I combined them both for the total transfer function. </w:t>
+      </w:r>
+    </w:p>
+    <w:p>
+      <w:pPr>
+        <w:spacing w:after="0"/>
+        <w:ind w:firstLine="720"/>
+        <w:rPr>
+          <w:sz w:val="24"/>
+        </w:rPr>
+      </w:pPr>
+    </w:p>
+    <w:p>
+      <w:pPr>
+        <w:spacing w:after="0"/>
+        <w:ind w:firstLine="720"/>
+        <w:rPr>
+          <w:sz w:val="24"/>
+        </w:rPr>
+      </w:pPr>
+    </w:p>
+    <w:p>
+      <w:pPr>
+        <w:spacing w:after="0"/>
+        <w:ind w:firstLine="720"/>
+        <w:rPr>
+          <w:sz w:val="24"/>
+        </w:rPr>
+      </w:pPr>
+    </w:p>
+    <w:p>
+      <w:pPr>
+        <w:keepNext/>
+        <w:spacing w:after="0"/>
+        <w:ind w:firstLine="720"/>
+      </w:pPr>
+      <w:r>
+        <w:rPr>
+          <w:noProof/>
+          <w:sz w:val="24"/>
+        </w:rPr>
+        <w:lastRenderedPageBreak/>
+        <w:drawing>
+          <wp:inline distT="0" distB="0" distL="0" distR="0" wp14:anchorId="7699AAE9" wp14:editId="722343DD">
+            <wp:extent cx="5088314" cy="2257124"/>
+            <wp:effectExtent l="0" t="0" r="0" b="0"/>
+            <wp:docPr id="340000087" name="Picture 9" descr="The image depicts a flowchart or diagram illustrating a two-stage process, where stage 1 includes components R3R44314 and stage Z, and stage 2 shows relationships involving H1(s) and Vout, with an equation involving R3, 24, 4344, and a plus sign.&#10;&#10;AI-generated content may be incorrect."/>
+            <wp:cNvGraphicFramePr>
+              <a:graphicFrameLocks xmlns:a="http://schemas.openxmlformats.org/drawingml/2006/main" noChangeAspect="1"/>
+            </wp:cNvGraphicFramePr>
+            <a:graphic xmlns:a="http://schemas.openxmlformats.org/drawingml/2006/main">
+              <a:graphicData uri="http://schemas.openxmlformats.org/drawingml/2006/picture">
+                <pic:pic xmlns:pic="http://schemas.openxmlformats.org/drawingml/2006/picture">
+                  <pic:nvPicPr>
+                    <pic:cNvPr id="340000087" name="Picture 9" descr="The image depicts a flowchart or diagram illustrating a two-stage process, where stage 1 includes components R3R44314 and stage Z, and stage 2 shows relationships involving H1(s) and Vout, with an equation involving R3, 24, 4344, and a plus sign.&#10;&#10;AI-generated content may be incorrect."/>
+                    <pic:cNvPicPr/>
+                  </pic:nvPicPr>
+                  <pic:blipFill>
+                    <a:blip r:embed="rId8" cstate="print">
+                      <a:extLst>
+                        <a:ext uri="{28A0092B-C50C-407E-A947-70E740481C1C}">
+                          <a14:useLocalDpi xmlns:a14="http://schemas.microsoft.com/office/drawing/2010/main" val="0"/>
+                        </a:ext>
+                      </a:extLst>
+                    </a:blip>
+                    <a:stretch>
+                      <a:fillRect/>
+                    </a:stretch>
+                  </pic:blipFill>
+                  <pic:spPr>
+                    <a:xfrm>
+                      <a:off x="0" y="0"/>
+                      <a:ext cx="5115027" cy="2268974"/>
+                    </a:xfrm>
+                    <a:prstGeom prst="rect">
+                      <a:avLst/>
+                    </a:prstGeom>
+                  </pic:spPr>
+                </pic:pic>
+              </a:graphicData>
+            </a:graphic>
+          </wp:inline>
+        </w:drawing>
       </w:r>
     </w:p>
     <w:p>
@@ -1078,6 +1160,30 @@
         <w:pStyle w:val="Caption"/>
         <w:jc w:val="center"/>
       </w:pPr>
+      <w:r>
+        <w:t xml:space="preserve">Figure </w:t>
+      </w:r>
+      <w:r>
+        <w:fldChar w:fldCharType="begin"/>
+      </w:r>
+      <w:r>
+        <w:instrText xml:space="preserve"> SEQ Figure \* ARABIC </w:instrText>
+      </w:r>
+      <w:r>
+        <w:fldChar w:fldCharType="separate"/>
+      </w:r>
+      <w:r>
+        <w:rPr>
+          <w:noProof/>
+        </w:rPr>
+        <w:t>4</w:t>
+      </w:r>
+      <w:r>
+        <w:fldChar w:fldCharType="end"/>
+      </w:r>
+      <w:r>
+        <w:t>: All Transfer Functions</w:t>
+      </w:r>
     </w:p>
     <w:p>
       <w:pPr>
@@ -1087,254 +1193,17 @@
           <w:sz w:val="24"/>
         </w:rPr>
       </w:pPr>
-    </w:p>
-    <w:p>
-      <w:pPr>
-        <w:spacing w:after="0"/>
-        <w:ind w:firstLine="720"/>
-        <w:rPr>
-          <w:sz w:val="24"/>
-        </w:rPr>
-      </w:pPr>
-    </w:p>
-    <w:p>
-      <w:pPr>
-        <w:spacing w:after="0"/>
-        <w:rPr>
-          <w:b/>
-          <w:sz w:val="24"/>
-          <w:u w:val="single"/>
-        </w:rPr>
-      </w:pPr>
-    </w:p>
-    <w:p>
-      <w:pPr>
-        <w:spacing w:after="0"/>
-        <w:rPr>
-          <w:b/>
-          <w:sz w:val="24"/>
-          <w:u w:val="single"/>
-        </w:rPr>
-      </w:pPr>
-    </w:p>
-    <w:p>
-      <w:pPr>
-        <w:spacing w:after="0"/>
-        <w:rPr>
-          <w:b/>
-          <w:sz w:val="24"/>
-          <w:u w:val="single"/>
-        </w:rPr>
-      </w:pPr>
-    </w:p>
-    <w:p>
-      <w:pPr>
-        <w:spacing w:after="0"/>
-        <w:rPr>
-          <w:b/>
-          <w:sz w:val="24"/>
-          <w:u w:val="single"/>
-        </w:rPr>
-      </w:pPr>
-    </w:p>
-    <w:p>
-      <w:pPr>
-        <w:spacing w:after="0"/>
-        <w:rPr>
-          <w:b/>
-          <w:sz w:val="24"/>
-          <w:u w:val="single"/>
-        </w:rPr>
-      </w:pPr>
-    </w:p>
-    <w:p>
-      <w:pPr>
-        <w:spacing w:after="0"/>
-        <w:rPr>
-          <w:b/>
-          <w:sz w:val="24"/>
-          <w:u w:val="single"/>
-        </w:rPr>
-      </w:pPr>
-    </w:p>
-    <w:p>
-      <w:pPr>
-        <w:spacing w:after="0"/>
-        <w:rPr>
-          <w:b/>
-          <w:sz w:val="24"/>
-          <w:u w:val="single"/>
-        </w:rPr>
-      </w:pPr>
-    </w:p>
-    <w:p>
-      <w:pPr>
-        <w:spacing w:after="0"/>
-        <w:rPr>
-          <w:b/>
-          <w:sz w:val="24"/>
-          <w:u w:val="single"/>
-        </w:rPr>
-      </w:pPr>
-    </w:p>
-    <w:p>
-      <w:pPr>
-        <w:spacing w:after="0"/>
-        <w:rPr>
-          <w:b/>
-          <w:sz w:val="24"/>
-          <w:u w:val="single"/>
-        </w:rPr>
-      </w:pPr>
-    </w:p>
-    <w:p>
-      <w:pPr>
-        <w:spacing w:after="0"/>
-        <w:rPr>
-          <w:b/>
-          <w:sz w:val="24"/>
-          <w:u w:val="single"/>
-        </w:rPr>
-      </w:pPr>
-    </w:p>
-    <w:p>
-      <w:pPr>
-        <w:spacing w:after="0"/>
-        <w:rPr>
-          <w:b/>
-          <w:sz w:val="24"/>
-          <w:u w:val="single"/>
-        </w:rPr>
-      </w:pPr>
-    </w:p>
-    <w:p>
-      <w:pPr>
-        <w:spacing w:after="0"/>
-        <w:rPr>
-          <w:b/>
-          <w:sz w:val="24"/>
-          <w:u w:val="single"/>
-        </w:rPr>
-      </w:pPr>
-    </w:p>
-    <w:p>
-      <w:pPr>
-        <w:spacing w:after="0"/>
-        <w:rPr>
-          <w:b/>
-          <w:sz w:val="24"/>
-          <w:u w:val="single"/>
-        </w:rPr>
-      </w:pPr>
-    </w:p>
-    <w:p>
-      <w:pPr>
-        <w:spacing w:after="0"/>
-        <w:rPr>
-          <w:b/>
-          <w:sz w:val="24"/>
-          <w:u w:val="single"/>
-        </w:rPr>
-      </w:pPr>
-    </w:p>
-    <w:p>
-      <w:pPr>
-        <w:spacing w:after="0"/>
-        <w:rPr>
-          <w:b/>
-          <w:sz w:val="24"/>
-          <w:u w:val="single"/>
-        </w:rPr>
-      </w:pPr>
-    </w:p>
-    <w:p>
-      <w:pPr>
-        <w:spacing w:after="0"/>
-        <w:rPr>
-          <w:b/>
-          <w:sz w:val="24"/>
-          <w:u w:val="single"/>
-        </w:rPr>
-      </w:pPr>
-    </w:p>
-    <w:p>
-      <w:pPr>
-        <w:spacing w:after="0"/>
-        <w:rPr>
-          <w:b/>
-          <w:sz w:val="24"/>
-          <w:u w:val="single"/>
-        </w:rPr>
-      </w:pPr>
-    </w:p>
-    <w:p>
-      <w:pPr>
-        <w:spacing w:after="0"/>
-        <w:rPr>
-          <w:b/>
-          <w:sz w:val="24"/>
-          <w:u w:val="single"/>
-        </w:rPr>
-      </w:pPr>
-    </w:p>
-    <w:p>
-      <w:pPr>
-        <w:spacing w:after="0"/>
-        <w:rPr>
-          <w:b/>
-          <w:sz w:val="24"/>
-          <w:u w:val="single"/>
-        </w:rPr>
-      </w:pPr>
-    </w:p>
-    <w:p>
-      <w:pPr>
-        <w:spacing w:after="0"/>
-        <w:rPr>
-          <w:b/>
-          <w:sz w:val="24"/>
-          <w:u w:val="single"/>
-        </w:rPr>
-      </w:pPr>
-    </w:p>
-    <w:p>
-      <w:pPr>
-        <w:spacing w:after="0"/>
-        <w:rPr>
-          <w:b/>
-          <w:sz w:val="24"/>
-          <w:u w:val="single"/>
-        </w:rPr>
-      </w:pPr>
-    </w:p>
-    <w:p>
-      <w:pPr>
-        <w:spacing w:after="0"/>
-        <w:rPr>
-          <w:b/>
-          <w:sz w:val="24"/>
-          <w:u w:val="single"/>
-        </w:rPr>
-      </w:pPr>
-    </w:p>
-    <w:p>
-      <w:pPr>
-        <w:spacing w:after="0"/>
-        <w:rPr>
-          <w:b/>
-          <w:sz w:val="24"/>
-          <w:u w:val="single"/>
-        </w:rPr>
-      </w:pPr>
-    </w:p>
-    <w:p>
-      <w:pPr>
-        <w:spacing w:after="0"/>
-        <w:rPr>
-          <w:b/>
-          <w:sz w:val="24"/>
-          <w:u w:val="single"/>
-        </w:rPr>
+      <w:r>
+        <w:rPr>
+          <w:sz w:val="24"/>
+        </w:rPr>
+        <w:t xml:space="preserve"> </w:t>
+      </w:r>
+    </w:p>
+    <w:p>
+      <w:pPr>
+        <w:pStyle w:val="Caption"/>
+        <w:jc w:val="center"/>
       </w:pPr>
     </w:p>
     <w:p>
@@ -1479,7 +1348,7 @@
                     <pic:cNvPicPr/>
                   </pic:nvPicPr>
                   <pic:blipFill>
-                    <a:blip r:embed="rId8" cstate="print">
+                    <a:blip r:embed="rId9" cstate="print">
                       <a:extLst>
                         <a:ext uri="{28A0092B-C50C-407E-A947-70E740481C1C}">
                           <a14:useLocalDpi xmlns:a14="http://schemas.microsoft.com/office/drawing/2010/main" val="0"/>
@@ -1527,7 +1396,7 @@
         <w:rPr>
           <w:noProof/>
         </w:rPr>
-        <w:t>4</w:t>
+        <w:t>5</w:t>
       </w:r>
       <w:r>
         <w:fldChar w:fldCharType="end"/>
@@ -1574,7 +1443,7 @@
                     <pic:cNvPicPr/>
                   </pic:nvPicPr>
                   <pic:blipFill>
-                    <a:blip r:embed="rId9" cstate="print">
+                    <a:blip r:embed="rId10" cstate="print">
                       <a:extLst>
                         <a:ext uri="{28A0092B-C50C-407E-A947-70E740481C1C}">
                           <a14:useLocalDpi xmlns:a14="http://schemas.microsoft.com/office/drawing/2010/main" val="0"/>
@@ -1622,7 +1491,7 @@
         <w:rPr>
           <w:noProof/>
         </w:rPr>
-        <w:t>5</w:t>
+        <w:t>6</w:t>
       </w:r>
       <w:r>
         <w:fldChar w:fldCharType="end"/>
@@ -1706,7 +1575,7 @@
                     <pic:cNvPicPr/>
                   </pic:nvPicPr>
                   <pic:blipFill>
-                    <a:blip r:embed="rId10" cstate="print">
+                    <a:blip r:embed="rId11" cstate="print">
                       <a:extLst>
                         <a:ext uri="{28A0092B-C50C-407E-A947-70E740481C1C}">
                           <a14:useLocalDpi xmlns:a14="http://schemas.microsoft.com/office/drawing/2010/main" val="0"/>
@@ -1754,7 +1623,7 @@
         <w:rPr>
           <w:noProof/>
         </w:rPr>
-        <w:t>6</w:t>
+        <w:t>7</w:t>
       </w:r>
       <w:r>
         <w:fldChar w:fldCharType="end"/>
@@ -1840,7 +1709,7 @@
                     <pic:cNvPicPr/>
                   </pic:nvPicPr>
                   <pic:blipFill>
-                    <a:blip r:embed="rId11" cstate="print">
+                    <a:blip r:embed="rId12" cstate="print">
                       <a:extLst>
                         <a:ext uri="{28A0092B-C50C-407E-A947-70E740481C1C}">
                           <a14:useLocalDpi xmlns:a14="http://schemas.microsoft.com/office/drawing/2010/main" val="0"/>
@@ -1892,7 +1761,7 @@
         <w:rPr>
           <w:noProof/>
         </w:rPr>
-        <w:t>7</w:t>
+        <w:t>8</w:t>
       </w:r>
       <w:r>
         <w:fldChar w:fldCharType="end"/>
@@ -2068,6 +1937,7 @@
           <w:u w:val="single"/>
         </w:rPr>
       </w:pPr>
+      <w:proofErr w:type="spellStart"/>
       <w:r>
         <w:rPr>
           <w:b/>
@@ -2079,20 +1949,47 @@
           <w:u w:val="single"/>
         </w:rPr>
         <w:lastRenderedPageBreak/>
-        <w:t>References</w:t>
-      </w:r>
-    </w:p>
-    <w:p>
-      <w:pPr>
-        <w:rPr>
+        <w:t>Refe</w:t>
+      </w:r>
+      <w:proofErr w:type="spellEnd"/>
+      <w:r>
+        <w:rPr>
+          <w:b/>
+          <w:bCs/>
+          <w:i/>
+          <w:iCs/>
           <w:sz w:val="24"/>
           <w:szCs w:val="24"/>
-        </w:rPr>
-      </w:pPr>
-      <w:r>
-        <w:rPr>
+          <w:u w:val="single"/>
+        </w:rPr>
+        <w:tab/>
+      </w:r>
+      <w:proofErr w:type="spellStart"/>
+      <w:r>
+        <w:rPr>
+          <w:b/>
+          <w:bCs/>
+          <w:i/>
+          <w:iCs/>
           <w:sz w:val="24"/>
           <w:szCs w:val="24"/>
+          <w:u w:val="single"/>
+        </w:rPr>
+        <w:t>rences</w:t>
+      </w:r>
+      <w:proofErr w:type="spellEnd"/>
+    </w:p>
+    <w:p>
+      <w:pPr>
+        <w:rPr>
+          <w:sz w:val="24"/>
+          <w:szCs w:val="24"/>
+        </w:rPr>
+      </w:pPr>
+      <w:r>
+        <w:rPr>
+          <w:sz w:val="24"/>
+          <w:szCs w:val="24"/>
         </w:rPr>
         <w:t xml:space="preserve">[1] </w:t>
       </w:r>
@@ -2103,7 +2000,7 @@
         </w:rPr>
         <w:t xml:space="preserve">Gemini, "Why do we need filters and what are their uses?," Mar. 20, 2026. [Online]. Available: </w:t>
       </w:r>
-      <w:hyperlink r:id="rId12" w:tgtFrame="_blank" w:history="1">
+      <w:hyperlink r:id="rId13" w:tgtFrame="_blank" w:history="1">
         <w:r>
           <w:rPr>
             <w:rStyle w:val="Hyperlink"/>
@@ -2142,7 +2039,7 @@
         </w:rPr>
         <w:t xml:space="preserve">ScienceDirect, "Butterworth Filter - an Overview," </w:t>
       </w:r>
-      <w:hyperlink r:id="rId13" w:tgtFrame="_blank" w:history="1">
+      <w:hyperlink r:id="rId14" w:tgtFrame="_blank" w:history="1">
         <w:r>
           <w:rPr>
             <w:rStyle w:val="Hyperlink"/>
@@ -2159,7 +2056,7 @@
         </w:rPr>
         <w:t xml:space="preserve">, 2026. [Online]. Available: </w:t>
       </w:r>
-      <w:hyperlink r:id="rId14" w:tgtFrame="_blank" w:history="1">
+      <w:hyperlink r:id="rId15" w:tgtFrame="_blank" w:history="1">
         <w:r>
           <w:rPr>
             <w:rStyle w:val="Hyperlink"/>
@@ -2198,7 +2095,7 @@
         </w:rPr>
         <w:t xml:space="preserve">ScienceDirect, "Bessel Filter - an Overview," </w:t>
       </w:r>
-      <w:hyperlink r:id="rId15" w:tgtFrame="_blank" w:history="1">
+      <w:hyperlink r:id="rId16" w:tgtFrame="_blank" w:history="1">
         <w:r>
           <w:rPr>
             <w:rStyle w:val="Hyperlink"/>
@@ -2215,7 +2112,7 @@
         </w:rPr>
         <w:t xml:space="preserve">, 2026. [Online]. Available: </w:t>
       </w:r>
-      <w:hyperlink r:id="rId16" w:tgtFrame="_blank" w:history="1">
+      <w:hyperlink r:id="rId17" w:tgtFrame="_blank" w:history="1">
         <w:r>
           <w:rPr>
             <w:rStyle w:val="Hyperlink"/>
@@ -2254,7 +2151,7 @@
         </w:rPr>
         <w:t xml:space="preserve">ScienceDirect, "Chebyshev Filter - an Overview," </w:t>
       </w:r>
-      <w:hyperlink r:id="rId17" w:tgtFrame="_blank" w:history="1">
+      <w:hyperlink r:id="rId18" w:tgtFrame="_blank" w:history="1">
         <w:r>
           <w:rPr>
             <w:rStyle w:val="Hyperlink"/>
@@ -2271,7 +2168,7 @@
         </w:rPr>
         <w:t xml:space="preserve">, 2026. [Online]. Available: </w:t>
       </w:r>
-      <w:hyperlink r:id="rId18" w:tgtFrame="_blank" w:history="1">
+      <w:hyperlink r:id="rId19" w:tgtFrame="_blank" w:history="1">
         <w:r>
           <w:rPr>
             <w:rStyle w:val="Hyperlink"/>
@@ -2310,7 +2207,7 @@
         </w:rPr>
         <w:t xml:space="preserve">ScienceDirect, "Digital Filter - an Overview," </w:t>
       </w:r>
-      <w:hyperlink r:id="rId19" w:tgtFrame="_blank" w:history="1">
+      <w:hyperlink r:id="rId20" w:tgtFrame="_blank" w:history="1">
         <w:r>
           <w:rPr>
             <w:rStyle w:val="Hyperlink"/>
@@ -2327,7 +2224,7 @@
         </w:rPr>
         <w:t xml:space="preserve">, 2026. [Online]. Available: </w:t>
       </w:r>
-      <w:hyperlink r:id="rId20" w:tgtFrame="_blank" w:history="1">
+      <w:hyperlink r:id="rId21" w:tgtFrame="_blank" w:history="1">
         <w:r>
           <w:rPr>
             <w:rStyle w:val="Hyperlink"/>
@@ -2366,7 +2263,7 @@
         </w:rPr>
         <w:t xml:space="preserve">Electronics Tutorials, "Sallen and Key Filter Design for Second Order RC Filters," www.electronics-tutorials.ws, Jul. 11, 2019. [Online]. Available: </w:t>
       </w:r>
-      <w:hyperlink r:id="rId21" w:tgtFrame="_blank" w:history="1">
+      <w:hyperlink r:id="rId22" w:tgtFrame="_blank" w:history="1">
         <w:r>
           <w:rPr>
             <w:rStyle w:val="Hyperlink"/>
